--- a/doc_tables/best_cats_amide.docx
+++ b/doc_tables/best_cats_amide.docx
@@ -638,88 +638,6 @@
           </w:tcPr>
           <w:p>
             <w:r>
-              <w:t>Mn</w:t>
-            </w:r>
-          </w:p>
-        </w:tc>
-        <w:tc>
-          <w:tcPr>
-            <w:tcW w:type="dxa" w:w="1080"/>
-          </w:tcPr>
-          <w:p>
-            <w:r>
-              <w:t>1</w:t>
-            </w:r>
-          </w:p>
-        </w:tc>
-        <w:tc>
-          <w:tcPr>
-            <w:tcW w:type="dxa" w:w="1080"/>
-          </w:tcPr>
-          <w:p>
-            <w:r>
-              <w:t>(10/135.0°C/K2CO3/MnO2/oxygen/10.1021/ol202582c/2011)</w:t>
-            </w:r>
-          </w:p>
-        </w:tc>
-        <w:tc>
-          <w:tcPr>
-            <w:tcW w:type="dxa" w:w="1080"/>
-          </w:tcPr>
-          <w:p>
-            <w:r>
-              <w:t>(10/135.0°C/K2CO3/MnO2/oxygen/10.1021/ol202582c/2011)</w:t>
-            </w:r>
-          </w:p>
-        </w:tc>
-        <w:tc>
-          <w:tcPr>
-            <w:tcW w:type="dxa" w:w="1080"/>
-          </w:tcPr>
-          <w:p>
-            <w:r>
-              <w:t>(10/135.0°C/K2CO3/MnO2/oxygen/10.1021/ol202582c/2011)</w:t>
-            </w:r>
-          </w:p>
-        </w:tc>
-        <w:tc>
-          <w:tcPr>
-            <w:tcW w:type="dxa" w:w="1080"/>
-          </w:tcPr>
-          <w:p>
-            <w:r>
-              <w:t>no data</w:t>
-            </w:r>
-          </w:p>
-        </w:tc>
-        <w:tc>
-          <w:tcPr>
-            <w:tcW w:type="dxa" w:w="1080"/>
-          </w:tcPr>
-          <w:p>
-            <w:r>
-              <w:t>no data</w:t>
-            </w:r>
-          </w:p>
-        </w:tc>
-        <w:tc>
-          <w:tcPr>
-            <w:tcW w:type="dxa" w:w="1080"/>
-          </w:tcPr>
-          <w:p>
-            <w:r>
-              <w:t>['K2CO3']</w:t>
-            </w:r>
-          </w:p>
-        </w:tc>
-      </w:tr>
-      <w:tr>
-        <w:tc>
-          <w:tcPr>
-            <w:tcW w:type="dxa" w:w="1080"/>
-          </w:tcPr>
-          <w:p>
-            <w:r>
               <w:t>Ag</w:t>
             </w:r>
           </w:p>
@@ -843,6 +761,88 @@
           <w:p>
             <w:r>
               <w:t>(20/135.0°C/K2CO3/FeCl2/inert/10.1016/j.tetlet.2010.02.056/2010)</w:t>
+            </w:r>
+          </w:p>
+        </w:tc>
+        <w:tc>
+          <w:tcPr>
+            <w:tcW w:type="dxa" w:w="1080"/>
+          </w:tcPr>
+          <w:p>
+            <w:r>
+              <w:t>no data</w:t>
+            </w:r>
+          </w:p>
+        </w:tc>
+        <w:tc>
+          <w:tcPr>
+            <w:tcW w:type="dxa" w:w="1080"/>
+          </w:tcPr>
+          <w:p>
+            <w:r>
+              <w:t>no data</w:t>
+            </w:r>
+          </w:p>
+        </w:tc>
+        <w:tc>
+          <w:tcPr>
+            <w:tcW w:type="dxa" w:w="1080"/>
+          </w:tcPr>
+          <w:p>
+            <w:r>
+              <w:t>['K2CO3']</w:t>
+            </w:r>
+          </w:p>
+        </w:tc>
+      </w:tr>
+      <w:tr>
+        <w:tc>
+          <w:tcPr>
+            <w:tcW w:type="dxa" w:w="1080"/>
+          </w:tcPr>
+          <w:p>
+            <w:r>
+              <w:t>Mn</w:t>
+            </w:r>
+          </w:p>
+        </w:tc>
+        <w:tc>
+          <w:tcPr>
+            <w:tcW w:type="dxa" w:w="1080"/>
+          </w:tcPr>
+          <w:p>
+            <w:r>
+              <w:t>1</w:t>
+            </w:r>
+          </w:p>
+        </w:tc>
+        <w:tc>
+          <w:tcPr>
+            <w:tcW w:type="dxa" w:w="1080"/>
+          </w:tcPr>
+          <w:p>
+            <w:r>
+              <w:t>(10/135.0°C/K2CO3/MnO2/oxygen/10.1021/ol202582c/2011)</w:t>
+            </w:r>
+          </w:p>
+        </w:tc>
+        <w:tc>
+          <w:tcPr>
+            <w:tcW w:type="dxa" w:w="1080"/>
+          </w:tcPr>
+          <w:p>
+            <w:r>
+              <w:t>(10/135.0°C/K2CO3/MnO2/oxygen/10.1021/ol202582c/2011)</w:t>
+            </w:r>
+          </w:p>
+        </w:tc>
+        <w:tc>
+          <w:tcPr>
+            <w:tcW w:type="dxa" w:w="1080"/>
+          </w:tcPr>
+          <w:p>
+            <w:r>
+              <w:t>(10/135.0°C/K2CO3/MnO2/oxygen/10.1021/ol202582c/2011)</w:t>
             </w:r>
           </w:p>
         </w:tc>

--- a/doc_tables/best_cats_amide.docx
+++ b/doc_tables/best_cats_amide.docx
@@ -638,6 +638,88 @@
           </w:tcPr>
           <w:p>
             <w:r>
+              <w:t>Mn</w:t>
+            </w:r>
+          </w:p>
+        </w:tc>
+        <w:tc>
+          <w:tcPr>
+            <w:tcW w:type="dxa" w:w="1080"/>
+          </w:tcPr>
+          <w:p>
+            <w:r>
+              <w:t>1</w:t>
+            </w:r>
+          </w:p>
+        </w:tc>
+        <w:tc>
+          <w:tcPr>
+            <w:tcW w:type="dxa" w:w="1080"/>
+          </w:tcPr>
+          <w:p>
+            <w:r>
+              <w:t>(10/135.0°C/K2CO3/MnO2/oxygen/10.1021/ol202582c/2011)</w:t>
+            </w:r>
+          </w:p>
+        </w:tc>
+        <w:tc>
+          <w:tcPr>
+            <w:tcW w:type="dxa" w:w="1080"/>
+          </w:tcPr>
+          <w:p>
+            <w:r>
+              <w:t>(10/135.0°C/K2CO3/MnO2/oxygen/10.1021/ol202582c/2011)</w:t>
+            </w:r>
+          </w:p>
+        </w:tc>
+        <w:tc>
+          <w:tcPr>
+            <w:tcW w:type="dxa" w:w="1080"/>
+          </w:tcPr>
+          <w:p>
+            <w:r>
+              <w:t>(10/135.0°C/K2CO3/MnO2/oxygen/10.1021/ol202582c/2011)</w:t>
+            </w:r>
+          </w:p>
+        </w:tc>
+        <w:tc>
+          <w:tcPr>
+            <w:tcW w:type="dxa" w:w="1080"/>
+          </w:tcPr>
+          <w:p>
+            <w:r>
+              <w:t>no data</w:t>
+            </w:r>
+          </w:p>
+        </w:tc>
+        <w:tc>
+          <w:tcPr>
+            <w:tcW w:type="dxa" w:w="1080"/>
+          </w:tcPr>
+          <w:p>
+            <w:r>
+              <w:t>no data</w:t>
+            </w:r>
+          </w:p>
+        </w:tc>
+        <w:tc>
+          <w:tcPr>
+            <w:tcW w:type="dxa" w:w="1080"/>
+          </w:tcPr>
+          <w:p>
+            <w:r>
+              <w:t>['K2CO3']</w:t>
+            </w:r>
+          </w:p>
+        </w:tc>
+      </w:tr>
+      <w:tr>
+        <w:tc>
+          <w:tcPr>
+            <w:tcW w:type="dxa" w:w="1080"/>
+          </w:tcPr>
+          <w:p>
+            <w:r>
               <w:t>Ag</w:t>
             </w:r>
           </w:p>
@@ -761,88 +843,6 @@
           <w:p>
             <w:r>
               <w:t>(20/135.0°C/K2CO3/FeCl2/inert/10.1016/j.tetlet.2010.02.056/2010)</w:t>
-            </w:r>
-          </w:p>
-        </w:tc>
-        <w:tc>
-          <w:tcPr>
-            <w:tcW w:type="dxa" w:w="1080"/>
-          </w:tcPr>
-          <w:p>
-            <w:r>
-              <w:t>no data</w:t>
-            </w:r>
-          </w:p>
-        </w:tc>
-        <w:tc>
-          <w:tcPr>
-            <w:tcW w:type="dxa" w:w="1080"/>
-          </w:tcPr>
-          <w:p>
-            <w:r>
-              <w:t>no data</w:t>
-            </w:r>
-          </w:p>
-        </w:tc>
-        <w:tc>
-          <w:tcPr>
-            <w:tcW w:type="dxa" w:w="1080"/>
-          </w:tcPr>
-          <w:p>
-            <w:r>
-              <w:t>['K2CO3']</w:t>
-            </w:r>
-          </w:p>
-        </w:tc>
-      </w:tr>
-      <w:tr>
-        <w:tc>
-          <w:tcPr>
-            <w:tcW w:type="dxa" w:w="1080"/>
-          </w:tcPr>
-          <w:p>
-            <w:r>
-              <w:t>Mn</w:t>
-            </w:r>
-          </w:p>
-        </w:tc>
-        <w:tc>
-          <w:tcPr>
-            <w:tcW w:type="dxa" w:w="1080"/>
-          </w:tcPr>
-          <w:p>
-            <w:r>
-              <w:t>1</w:t>
-            </w:r>
-          </w:p>
-        </w:tc>
-        <w:tc>
-          <w:tcPr>
-            <w:tcW w:type="dxa" w:w="1080"/>
-          </w:tcPr>
-          <w:p>
-            <w:r>
-              <w:t>(10/135.0°C/K2CO3/MnO2/oxygen/10.1021/ol202582c/2011)</w:t>
-            </w:r>
-          </w:p>
-        </w:tc>
-        <w:tc>
-          <w:tcPr>
-            <w:tcW w:type="dxa" w:w="1080"/>
-          </w:tcPr>
-          <w:p>
-            <w:r>
-              <w:t>(10/135.0°C/K2CO3/MnO2/oxygen/10.1021/ol202582c/2011)</w:t>
-            </w:r>
-          </w:p>
-        </w:tc>
-        <w:tc>
-          <w:tcPr>
-            <w:tcW w:type="dxa" w:w="1080"/>
-          </w:tcPr>
-          <w:p>
-            <w:r>
-              <w:t>(10/135.0°C/K2CO3/MnO2/oxygen/10.1021/ol202582c/2011)</w:t>
             </w:r>
           </w:p>
         </w:tc>

--- a/doc_tables/best_cats_amide.docx
+++ b/doc_tables/best_cats_amide.docx
@@ -474,88 +474,6 @@
           </w:tcPr>
           <w:p>
             <w:r>
-              <w:t>Rh</w:t>
-            </w:r>
-          </w:p>
-        </w:tc>
-        <w:tc>
-          <w:tcPr>
-            <w:tcW w:type="dxa" w:w="1080"/>
-          </w:tcPr>
-          <w:p>
-            <w:r>
-              <w:t>3</w:t>
-            </w:r>
-          </w:p>
-        </w:tc>
-        <w:tc>
-          <w:tcPr>
-            <w:tcW w:type="dxa" w:w="1080"/>
-          </w:tcPr>
-          <w:p>
-            <w:r>
-              <w:t>(198/135.0°C/K2CO3/RhCl(PPh3)3/oxygen/10.1021/jo200862p/2011)</w:t>
-            </w:r>
-          </w:p>
-        </w:tc>
-        <w:tc>
-          <w:tcPr>
-            <w:tcW w:type="dxa" w:w="1080"/>
-          </w:tcPr>
-          <w:p>
-            <w:r>
-              <w:t>(198/135.0°C/K2CO3/RhCl(PPh3)3/oxygen/10.1021/jo200862p/2011)</w:t>
-            </w:r>
-          </w:p>
-        </w:tc>
-        <w:tc>
-          <w:tcPr>
-            <w:tcW w:type="dxa" w:w="1080"/>
-          </w:tcPr>
-          <w:p>
-            <w:r>
-              <w:t>(88/110.0°C/KOH/Rh(acac)3/inert/10.1002/adsc.201300061/2013)</w:t>
-            </w:r>
-          </w:p>
-        </w:tc>
-        <w:tc>
-          <w:tcPr>
-            <w:tcW w:type="dxa" w:w="1080"/>
-          </w:tcPr>
-          <w:p>
-            <w:r>
-              <w:t>no data</w:t>
-            </w:r>
-          </w:p>
-        </w:tc>
-        <w:tc>
-          <w:tcPr>
-            <w:tcW w:type="dxa" w:w="1080"/>
-          </w:tcPr>
-          <w:p>
-            <w:r>
-              <w:t>no data</w:t>
-            </w:r>
-          </w:p>
-        </w:tc>
-        <w:tc>
-          <w:tcPr>
-            <w:tcW w:type="dxa" w:w="1080"/>
-          </w:tcPr>
-          <w:p>
-            <w:r>
-              <w:t>['K2CO3', 'KOH']</w:t>
-            </w:r>
-          </w:p>
-        </w:tc>
-      </w:tr>
-      <w:tr>
-        <w:tc>
-          <w:tcPr>
-            <w:tcW w:type="dxa" w:w="1080"/>
-          </w:tcPr>
-          <w:p>
-            <w:r>
               <w:t>no metal</w:t>
             </w:r>
           </w:p>
@@ -638,7 +556,7 @@
           </w:tcPr>
           <w:p>
             <w:r>
-              <w:t>Mn</w:t>
+              <w:t>Rh</w:t>
             </w:r>
           </w:p>
         </w:tc>
@@ -648,7 +566,7 @@
           </w:tcPr>
           <w:p>
             <w:r>
-              <w:t>1</w:t>
+              <w:t>3</w:t>
             </w:r>
           </w:p>
         </w:tc>
@@ -658,7 +576,7 @@
           </w:tcPr>
           <w:p>
             <w:r>
-              <w:t>(10/135.0°C/K2CO3/MnO2/oxygen/10.1021/ol202582c/2011)</w:t>
+              <w:t>(198/135.0°C/K2CO3/RhCl(PPh3)3/oxygen/10.1021/jo200862p/2011)</w:t>
             </w:r>
           </w:p>
         </w:tc>
@@ -668,7 +586,7 @@
           </w:tcPr>
           <w:p>
             <w:r>
-              <w:t>(10/135.0°C/K2CO3/MnO2/oxygen/10.1021/ol202582c/2011)</w:t>
+              <w:t>(198/135.0°C/K2CO3/RhCl(PPh3)3/oxygen/10.1021/jo200862p/2011)</w:t>
             </w:r>
           </w:p>
         </w:tc>
@@ -678,7 +596,7 @@
           </w:tcPr>
           <w:p>
             <w:r>
-              <w:t>(10/135.0°C/K2CO3/MnO2/oxygen/10.1021/ol202582c/2011)</w:t>
+              <w:t>(88/110.0°C/KOH/Rh(acac)3/inert/10.1002/adsc.201300061/2013)</w:t>
             </w:r>
           </w:p>
         </w:tc>
@@ -708,7 +626,7 @@
           </w:tcPr>
           <w:p>
             <w:r>
-              <w:t>['K2CO3']</w:t>
+              <w:t>['K2CO3', 'KOH']</w:t>
             </w:r>
           </w:p>
         </w:tc>
@@ -843,6 +761,88 @@
           <w:p>
             <w:r>
               <w:t>(20/135.0°C/K2CO3/FeCl2/inert/10.1016/j.tetlet.2010.02.056/2010)</w:t>
+            </w:r>
+          </w:p>
+        </w:tc>
+        <w:tc>
+          <w:tcPr>
+            <w:tcW w:type="dxa" w:w="1080"/>
+          </w:tcPr>
+          <w:p>
+            <w:r>
+              <w:t>no data</w:t>
+            </w:r>
+          </w:p>
+        </w:tc>
+        <w:tc>
+          <w:tcPr>
+            <w:tcW w:type="dxa" w:w="1080"/>
+          </w:tcPr>
+          <w:p>
+            <w:r>
+              <w:t>no data</w:t>
+            </w:r>
+          </w:p>
+        </w:tc>
+        <w:tc>
+          <w:tcPr>
+            <w:tcW w:type="dxa" w:w="1080"/>
+          </w:tcPr>
+          <w:p>
+            <w:r>
+              <w:t>['K2CO3']</w:t>
+            </w:r>
+          </w:p>
+        </w:tc>
+      </w:tr>
+      <w:tr>
+        <w:tc>
+          <w:tcPr>
+            <w:tcW w:type="dxa" w:w="1080"/>
+          </w:tcPr>
+          <w:p>
+            <w:r>
+              <w:t>Mn</w:t>
+            </w:r>
+          </w:p>
+        </w:tc>
+        <w:tc>
+          <w:tcPr>
+            <w:tcW w:type="dxa" w:w="1080"/>
+          </w:tcPr>
+          <w:p>
+            <w:r>
+              <w:t>1</w:t>
+            </w:r>
+          </w:p>
+        </w:tc>
+        <w:tc>
+          <w:tcPr>
+            <w:tcW w:type="dxa" w:w="1080"/>
+          </w:tcPr>
+          <w:p>
+            <w:r>
+              <w:t>(10/135.0°C/K2CO3/MnO2/oxygen/10.1021/ol202582c/2011)</w:t>
+            </w:r>
+          </w:p>
+        </w:tc>
+        <w:tc>
+          <w:tcPr>
+            <w:tcW w:type="dxa" w:w="1080"/>
+          </w:tcPr>
+          <w:p>
+            <w:r>
+              <w:t>(10/135.0°C/K2CO3/MnO2/oxygen/10.1021/ol202582c/2011)</w:t>
+            </w:r>
+          </w:p>
+        </w:tc>
+        <w:tc>
+          <w:tcPr>
+            <w:tcW w:type="dxa" w:w="1080"/>
+          </w:tcPr>
+          <w:p>
+            <w:r>
+              <w:t>(10/135.0°C/K2CO3/MnO2/oxygen/10.1021/ol202582c/2011)</w:t>
             </w:r>
           </w:p>
         </w:tc>

--- a/doc_tables/best_cats_amide.docx
+++ b/doc_tables/best_cats_amide.docx
@@ -474,6 +474,88 @@
           </w:tcPr>
           <w:p>
             <w:r>
+              <w:t>Rh</w:t>
+            </w:r>
+          </w:p>
+        </w:tc>
+        <w:tc>
+          <w:tcPr>
+            <w:tcW w:type="dxa" w:w="1080"/>
+          </w:tcPr>
+          <w:p>
+            <w:r>
+              <w:t>3</w:t>
+            </w:r>
+          </w:p>
+        </w:tc>
+        <w:tc>
+          <w:tcPr>
+            <w:tcW w:type="dxa" w:w="1080"/>
+          </w:tcPr>
+          <w:p>
+            <w:r>
+              <w:t>(198/135.0°C/K2CO3/RhCl(PPh3)3/oxygen/10.1021/jo200862p/2011)</w:t>
+            </w:r>
+          </w:p>
+        </w:tc>
+        <w:tc>
+          <w:tcPr>
+            <w:tcW w:type="dxa" w:w="1080"/>
+          </w:tcPr>
+          <w:p>
+            <w:r>
+              <w:t>(198/135.0°C/K2CO3/RhCl(PPh3)3/oxygen/10.1021/jo200862p/2011)</w:t>
+            </w:r>
+          </w:p>
+        </w:tc>
+        <w:tc>
+          <w:tcPr>
+            <w:tcW w:type="dxa" w:w="1080"/>
+          </w:tcPr>
+          <w:p>
+            <w:r>
+              <w:t>(88/110.0°C/KOH/Rh(acac)3/inert/10.1002/adsc.201300061/2013)</w:t>
+            </w:r>
+          </w:p>
+        </w:tc>
+        <w:tc>
+          <w:tcPr>
+            <w:tcW w:type="dxa" w:w="1080"/>
+          </w:tcPr>
+          <w:p>
+            <w:r>
+              <w:t>no data</w:t>
+            </w:r>
+          </w:p>
+        </w:tc>
+        <w:tc>
+          <w:tcPr>
+            <w:tcW w:type="dxa" w:w="1080"/>
+          </w:tcPr>
+          <w:p>
+            <w:r>
+              <w:t>no data</w:t>
+            </w:r>
+          </w:p>
+        </w:tc>
+        <w:tc>
+          <w:tcPr>
+            <w:tcW w:type="dxa" w:w="1080"/>
+          </w:tcPr>
+          <w:p>
+            <w:r>
+              <w:t>['K2CO3', 'KOH']</w:t>
+            </w:r>
+          </w:p>
+        </w:tc>
+      </w:tr>
+      <w:tr>
+        <w:tc>
+          <w:tcPr>
+            <w:tcW w:type="dxa" w:w="1080"/>
+          </w:tcPr>
+          <w:p>
+            <w:r>
               <w:t>no metal</w:t>
             </w:r>
           </w:p>
@@ -545,88 +627,6 @@
           <w:p>
             <w:r>
               <w:t>['no base', 'K2CO3', 'NaOH']</w:t>
-            </w:r>
-          </w:p>
-        </w:tc>
-      </w:tr>
-      <w:tr>
-        <w:tc>
-          <w:tcPr>
-            <w:tcW w:type="dxa" w:w="1080"/>
-          </w:tcPr>
-          <w:p>
-            <w:r>
-              <w:t>Rh</w:t>
-            </w:r>
-          </w:p>
-        </w:tc>
-        <w:tc>
-          <w:tcPr>
-            <w:tcW w:type="dxa" w:w="1080"/>
-          </w:tcPr>
-          <w:p>
-            <w:r>
-              <w:t>3</w:t>
-            </w:r>
-          </w:p>
-        </w:tc>
-        <w:tc>
-          <w:tcPr>
-            <w:tcW w:type="dxa" w:w="1080"/>
-          </w:tcPr>
-          <w:p>
-            <w:r>
-              <w:t>(198/135.0°C/K2CO3/RhCl(PPh3)3/oxygen/10.1021/jo200862p/2011)</w:t>
-            </w:r>
-          </w:p>
-        </w:tc>
-        <w:tc>
-          <w:tcPr>
-            <w:tcW w:type="dxa" w:w="1080"/>
-          </w:tcPr>
-          <w:p>
-            <w:r>
-              <w:t>(198/135.0°C/K2CO3/RhCl(PPh3)3/oxygen/10.1021/jo200862p/2011)</w:t>
-            </w:r>
-          </w:p>
-        </w:tc>
-        <w:tc>
-          <w:tcPr>
-            <w:tcW w:type="dxa" w:w="1080"/>
-          </w:tcPr>
-          <w:p>
-            <w:r>
-              <w:t>(88/110.0°C/KOH/Rh(acac)3/inert/10.1002/adsc.201300061/2013)</w:t>
-            </w:r>
-          </w:p>
-        </w:tc>
-        <w:tc>
-          <w:tcPr>
-            <w:tcW w:type="dxa" w:w="1080"/>
-          </w:tcPr>
-          <w:p>
-            <w:r>
-              <w:t>no data</w:t>
-            </w:r>
-          </w:p>
-        </w:tc>
-        <w:tc>
-          <w:tcPr>
-            <w:tcW w:type="dxa" w:w="1080"/>
-          </w:tcPr>
-          <w:p>
-            <w:r>
-              <w:t>no data</w:t>
-            </w:r>
-          </w:p>
-        </w:tc>
-        <w:tc>
-          <w:tcPr>
-            <w:tcW w:type="dxa" w:w="1080"/>
-          </w:tcPr>
-          <w:p>
-            <w:r>
-              <w:t>['K2CO3', 'KOH']</w:t>
             </w:r>
           </w:p>
         </w:tc>
@@ -720,6 +720,88 @@
           </w:tcPr>
           <w:p>
             <w:r>
+              <w:t>Mn</w:t>
+            </w:r>
+          </w:p>
+        </w:tc>
+        <w:tc>
+          <w:tcPr>
+            <w:tcW w:type="dxa" w:w="1080"/>
+          </w:tcPr>
+          <w:p>
+            <w:r>
+              <w:t>1</w:t>
+            </w:r>
+          </w:p>
+        </w:tc>
+        <w:tc>
+          <w:tcPr>
+            <w:tcW w:type="dxa" w:w="1080"/>
+          </w:tcPr>
+          <w:p>
+            <w:r>
+              <w:t>(10/135.0°C/K2CO3/MnO2/oxygen/10.1021/ol202582c/2011)</w:t>
+            </w:r>
+          </w:p>
+        </w:tc>
+        <w:tc>
+          <w:tcPr>
+            <w:tcW w:type="dxa" w:w="1080"/>
+          </w:tcPr>
+          <w:p>
+            <w:r>
+              <w:t>(10/135.0°C/K2CO3/MnO2/oxygen/10.1021/ol202582c/2011)</w:t>
+            </w:r>
+          </w:p>
+        </w:tc>
+        <w:tc>
+          <w:tcPr>
+            <w:tcW w:type="dxa" w:w="1080"/>
+          </w:tcPr>
+          <w:p>
+            <w:r>
+              <w:t>(10/135.0°C/K2CO3/MnO2/oxygen/10.1021/ol202582c/2011)</w:t>
+            </w:r>
+          </w:p>
+        </w:tc>
+        <w:tc>
+          <w:tcPr>
+            <w:tcW w:type="dxa" w:w="1080"/>
+          </w:tcPr>
+          <w:p>
+            <w:r>
+              <w:t>no data</w:t>
+            </w:r>
+          </w:p>
+        </w:tc>
+        <w:tc>
+          <w:tcPr>
+            <w:tcW w:type="dxa" w:w="1080"/>
+          </w:tcPr>
+          <w:p>
+            <w:r>
+              <w:t>no data</w:t>
+            </w:r>
+          </w:p>
+        </w:tc>
+        <w:tc>
+          <w:tcPr>
+            <w:tcW w:type="dxa" w:w="1080"/>
+          </w:tcPr>
+          <w:p>
+            <w:r>
+              <w:t>['K2CO3']</w:t>
+            </w:r>
+          </w:p>
+        </w:tc>
+      </w:tr>
+      <w:tr>
+        <w:tc>
+          <w:tcPr>
+            <w:tcW w:type="dxa" w:w="1080"/>
+          </w:tcPr>
+          <w:p>
+            <w:r>
               <w:t>Fe</w:t>
             </w:r>
           </w:p>
@@ -761,88 +843,6 @@
           <w:p>
             <w:r>
               <w:t>(20/135.0°C/K2CO3/FeCl2/inert/10.1016/j.tetlet.2010.02.056/2010)</w:t>
-            </w:r>
-          </w:p>
-        </w:tc>
-        <w:tc>
-          <w:tcPr>
-            <w:tcW w:type="dxa" w:w="1080"/>
-          </w:tcPr>
-          <w:p>
-            <w:r>
-              <w:t>no data</w:t>
-            </w:r>
-          </w:p>
-        </w:tc>
-        <w:tc>
-          <w:tcPr>
-            <w:tcW w:type="dxa" w:w="1080"/>
-          </w:tcPr>
-          <w:p>
-            <w:r>
-              <w:t>no data</w:t>
-            </w:r>
-          </w:p>
-        </w:tc>
-        <w:tc>
-          <w:tcPr>
-            <w:tcW w:type="dxa" w:w="1080"/>
-          </w:tcPr>
-          <w:p>
-            <w:r>
-              <w:t>['K2CO3']</w:t>
-            </w:r>
-          </w:p>
-        </w:tc>
-      </w:tr>
-      <w:tr>
-        <w:tc>
-          <w:tcPr>
-            <w:tcW w:type="dxa" w:w="1080"/>
-          </w:tcPr>
-          <w:p>
-            <w:r>
-              <w:t>Mn</w:t>
-            </w:r>
-          </w:p>
-        </w:tc>
-        <w:tc>
-          <w:tcPr>
-            <w:tcW w:type="dxa" w:w="1080"/>
-          </w:tcPr>
-          <w:p>
-            <w:r>
-              <w:t>1</w:t>
-            </w:r>
-          </w:p>
-        </w:tc>
-        <w:tc>
-          <w:tcPr>
-            <w:tcW w:type="dxa" w:w="1080"/>
-          </w:tcPr>
-          <w:p>
-            <w:r>
-              <w:t>(10/135.0°C/K2CO3/MnO2/oxygen/10.1021/ol202582c/2011)</w:t>
-            </w:r>
-          </w:p>
-        </w:tc>
-        <w:tc>
-          <w:tcPr>
-            <w:tcW w:type="dxa" w:w="1080"/>
-          </w:tcPr>
-          <w:p>
-            <w:r>
-              <w:t>(10/135.0°C/K2CO3/MnO2/oxygen/10.1021/ol202582c/2011)</w:t>
-            </w:r>
-          </w:p>
-        </w:tc>
-        <w:tc>
-          <w:tcPr>
-            <w:tcW w:type="dxa" w:w="1080"/>
-          </w:tcPr>
-          <w:p>
-            <w:r>
-              <w:t>(10/135.0°C/K2CO3/MnO2/oxygen/10.1021/ol202582c/2011)</w:t>
             </w:r>
           </w:p>
         </w:tc>

--- a/doc_tables/best_cats_amide.docx
+++ b/doc_tables/best_cats_amide.docx
@@ -720,6 +720,88 @@
           </w:tcPr>
           <w:p>
             <w:r>
+              <w:t>Fe</w:t>
+            </w:r>
+          </w:p>
+        </w:tc>
+        <w:tc>
+          <w:tcPr>
+            <w:tcW w:type="dxa" w:w="1080"/>
+          </w:tcPr>
+          <w:p>
+            <w:r>
+              <w:t>1</w:t>
+            </w:r>
+          </w:p>
+        </w:tc>
+        <w:tc>
+          <w:tcPr>
+            <w:tcW w:type="dxa" w:w="1080"/>
+          </w:tcPr>
+          <w:p>
+            <w:r>
+              <w:t>(20/135.0°C/K2CO3/FeCl2/inert/10.1016/j.tetlet.2010.02.056/2010)</w:t>
+            </w:r>
+          </w:p>
+        </w:tc>
+        <w:tc>
+          <w:tcPr>
+            <w:tcW w:type="dxa" w:w="1080"/>
+          </w:tcPr>
+          <w:p>
+            <w:r>
+              <w:t>(20/135.0°C/K2CO3/FeCl2/inert/10.1016/j.tetlet.2010.02.056/2010)</w:t>
+            </w:r>
+          </w:p>
+        </w:tc>
+        <w:tc>
+          <w:tcPr>
+            <w:tcW w:type="dxa" w:w="1080"/>
+          </w:tcPr>
+          <w:p>
+            <w:r>
+              <w:t>(20/135.0°C/K2CO3/FeCl2/inert/10.1016/j.tetlet.2010.02.056/2010)</w:t>
+            </w:r>
+          </w:p>
+        </w:tc>
+        <w:tc>
+          <w:tcPr>
+            <w:tcW w:type="dxa" w:w="1080"/>
+          </w:tcPr>
+          <w:p>
+            <w:r>
+              <w:t>no data</w:t>
+            </w:r>
+          </w:p>
+        </w:tc>
+        <w:tc>
+          <w:tcPr>
+            <w:tcW w:type="dxa" w:w="1080"/>
+          </w:tcPr>
+          <w:p>
+            <w:r>
+              <w:t>no data</w:t>
+            </w:r>
+          </w:p>
+        </w:tc>
+        <w:tc>
+          <w:tcPr>
+            <w:tcW w:type="dxa" w:w="1080"/>
+          </w:tcPr>
+          <w:p>
+            <w:r>
+              <w:t>['K2CO3']</w:t>
+            </w:r>
+          </w:p>
+        </w:tc>
+      </w:tr>
+      <w:tr>
+        <w:tc>
+          <w:tcPr>
+            <w:tcW w:type="dxa" w:w="1080"/>
+          </w:tcPr>
+          <w:p>
+            <w:r>
               <w:t>Mn</w:t>
             </w:r>
           </w:p>
@@ -761,88 +843,6 @@
           <w:p>
             <w:r>
               <w:t>(10/135.0°C/K2CO3/MnO2/oxygen/10.1021/ol202582c/2011)</w:t>
-            </w:r>
-          </w:p>
-        </w:tc>
-        <w:tc>
-          <w:tcPr>
-            <w:tcW w:type="dxa" w:w="1080"/>
-          </w:tcPr>
-          <w:p>
-            <w:r>
-              <w:t>no data</w:t>
-            </w:r>
-          </w:p>
-        </w:tc>
-        <w:tc>
-          <w:tcPr>
-            <w:tcW w:type="dxa" w:w="1080"/>
-          </w:tcPr>
-          <w:p>
-            <w:r>
-              <w:t>no data</w:t>
-            </w:r>
-          </w:p>
-        </w:tc>
-        <w:tc>
-          <w:tcPr>
-            <w:tcW w:type="dxa" w:w="1080"/>
-          </w:tcPr>
-          <w:p>
-            <w:r>
-              <w:t>['K2CO3']</w:t>
-            </w:r>
-          </w:p>
-        </w:tc>
-      </w:tr>
-      <w:tr>
-        <w:tc>
-          <w:tcPr>
-            <w:tcW w:type="dxa" w:w="1080"/>
-          </w:tcPr>
-          <w:p>
-            <w:r>
-              <w:t>Fe</w:t>
-            </w:r>
-          </w:p>
-        </w:tc>
-        <w:tc>
-          <w:tcPr>
-            <w:tcW w:type="dxa" w:w="1080"/>
-          </w:tcPr>
-          <w:p>
-            <w:r>
-              <w:t>1</w:t>
-            </w:r>
-          </w:p>
-        </w:tc>
-        <w:tc>
-          <w:tcPr>
-            <w:tcW w:type="dxa" w:w="1080"/>
-          </w:tcPr>
-          <w:p>
-            <w:r>
-              <w:t>(20/135.0°C/K2CO3/FeCl2/inert/10.1016/j.tetlet.2010.02.056/2010)</w:t>
-            </w:r>
-          </w:p>
-        </w:tc>
-        <w:tc>
-          <w:tcPr>
-            <w:tcW w:type="dxa" w:w="1080"/>
-          </w:tcPr>
-          <w:p>
-            <w:r>
-              <w:t>(20/135.0°C/K2CO3/FeCl2/inert/10.1016/j.tetlet.2010.02.056/2010)</w:t>
-            </w:r>
-          </w:p>
-        </w:tc>
-        <w:tc>
-          <w:tcPr>
-            <w:tcW w:type="dxa" w:w="1080"/>
-          </w:tcPr>
-          <w:p>
-            <w:r>
-              <w:t>(20/135.0°C/K2CO3/FeCl2/inert/10.1016/j.tetlet.2010.02.056/2010)</w:t>
             </w:r>
           </w:p>
         </w:tc>

--- a/doc_tables/best_cats_amide.docx
+++ b/doc_tables/best_cats_amide.docx
@@ -638,6 +638,88 @@
           </w:tcPr>
           <w:p>
             <w:r>
+              <w:t>Fe</w:t>
+            </w:r>
+          </w:p>
+        </w:tc>
+        <w:tc>
+          <w:tcPr>
+            <w:tcW w:type="dxa" w:w="1080"/>
+          </w:tcPr>
+          <w:p>
+            <w:r>
+              <w:t>1</w:t>
+            </w:r>
+          </w:p>
+        </w:tc>
+        <w:tc>
+          <w:tcPr>
+            <w:tcW w:type="dxa" w:w="1080"/>
+          </w:tcPr>
+          <w:p>
+            <w:r>
+              <w:t>(20/135.0°C/K2CO3/FeCl2/inert/10.1016/j.tetlet.2010.02.056/2010)</w:t>
+            </w:r>
+          </w:p>
+        </w:tc>
+        <w:tc>
+          <w:tcPr>
+            <w:tcW w:type="dxa" w:w="1080"/>
+          </w:tcPr>
+          <w:p>
+            <w:r>
+              <w:t>(20/135.0°C/K2CO3/FeCl2/inert/10.1016/j.tetlet.2010.02.056/2010)</w:t>
+            </w:r>
+          </w:p>
+        </w:tc>
+        <w:tc>
+          <w:tcPr>
+            <w:tcW w:type="dxa" w:w="1080"/>
+          </w:tcPr>
+          <w:p>
+            <w:r>
+              <w:t>(20/135.0°C/K2CO3/FeCl2/inert/10.1016/j.tetlet.2010.02.056/2010)</w:t>
+            </w:r>
+          </w:p>
+        </w:tc>
+        <w:tc>
+          <w:tcPr>
+            <w:tcW w:type="dxa" w:w="1080"/>
+          </w:tcPr>
+          <w:p>
+            <w:r>
+              <w:t>no data</w:t>
+            </w:r>
+          </w:p>
+        </w:tc>
+        <w:tc>
+          <w:tcPr>
+            <w:tcW w:type="dxa" w:w="1080"/>
+          </w:tcPr>
+          <w:p>
+            <w:r>
+              <w:t>no data</w:t>
+            </w:r>
+          </w:p>
+        </w:tc>
+        <w:tc>
+          <w:tcPr>
+            <w:tcW w:type="dxa" w:w="1080"/>
+          </w:tcPr>
+          <w:p>
+            <w:r>
+              <w:t>['K2CO3']</w:t>
+            </w:r>
+          </w:p>
+        </w:tc>
+      </w:tr>
+      <w:tr>
+        <w:tc>
+          <w:tcPr>
+            <w:tcW w:type="dxa" w:w="1080"/>
+          </w:tcPr>
+          <w:p>
+            <w:r>
               <w:t>Ag</w:t>
             </w:r>
           </w:p>
@@ -679,88 +761,6 @@
           <w:p>
             <w:r>
               <w:t>(19/160.0°C/K2CO3/Ag-Mo-22 (4.5 mol% Ag, 9 mol% Mo)/inert/10.1002/chem.201001915/2010)</w:t>
-            </w:r>
-          </w:p>
-        </w:tc>
-        <w:tc>
-          <w:tcPr>
-            <w:tcW w:type="dxa" w:w="1080"/>
-          </w:tcPr>
-          <w:p>
-            <w:r>
-              <w:t>no data</w:t>
-            </w:r>
-          </w:p>
-        </w:tc>
-        <w:tc>
-          <w:tcPr>
-            <w:tcW w:type="dxa" w:w="1080"/>
-          </w:tcPr>
-          <w:p>
-            <w:r>
-              <w:t>no data</w:t>
-            </w:r>
-          </w:p>
-        </w:tc>
-        <w:tc>
-          <w:tcPr>
-            <w:tcW w:type="dxa" w:w="1080"/>
-          </w:tcPr>
-          <w:p>
-            <w:r>
-              <w:t>['K2CO3']</w:t>
-            </w:r>
-          </w:p>
-        </w:tc>
-      </w:tr>
-      <w:tr>
-        <w:tc>
-          <w:tcPr>
-            <w:tcW w:type="dxa" w:w="1080"/>
-          </w:tcPr>
-          <w:p>
-            <w:r>
-              <w:t>Fe</w:t>
-            </w:r>
-          </w:p>
-        </w:tc>
-        <w:tc>
-          <w:tcPr>
-            <w:tcW w:type="dxa" w:w="1080"/>
-          </w:tcPr>
-          <w:p>
-            <w:r>
-              <w:t>1</w:t>
-            </w:r>
-          </w:p>
-        </w:tc>
-        <w:tc>
-          <w:tcPr>
-            <w:tcW w:type="dxa" w:w="1080"/>
-          </w:tcPr>
-          <w:p>
-            <w:r>
-              <w:t>(20/135.0°C/K2CO3/FeCl2/inert/10.1016/j.tetlet.2010.02.056/2010)</w:t>
-            </w:r>
-          </w:p>
-        </w:tc>
-        <w:tc>
-          <w:tcPr>
-            <w:tcW w:type="dxa" w:w="1080"/>
-          </w:tcPr>
-          <w:p>
-            <w:r>
-              <w:t>(20/135.0°C/K2CO3/FeCl2/inert/10.1016/j.tetlet.2010.02.056/2010)</w:t>
-            </w:r>
-          </w:p>
-        </w:tc>
-        <w:tc>
-          <w:tcPr>
-            <w:tcW w:type="dxa" w:w="1080"/>
-          </w:tcPr>
-          <w:p>
-            <w:r>
-              <w:t>(20/135.0°C/K2CO3/FeCl2/inert/10.1016/j.tetlet.2010.02.056/2010)</w:t>
             </w:r>
           </w:p>
         </w:tc>

--- a/doc_tables/best_cats_amide.docx
+++ b/doc_tables/best_cats_amide.docx
@@ -720,6 +720,88 @@
           </w:tcPr>
           <w:p>
             <w:r>
+              <w:t>Mn</w:t>
+            </w:r>
+          </w:p>
+        </w:tc>
+        <w:tc>
+          <w:tcPr>
+            <w:tcW w:type="dxa" w:w="1080"/>
+          </w:tcPr>
+          <w:p>
+            <w:r>
+              <w:t>1</w:t>
+            </w:r>
+          </w:p>
+        </w:tc>
+        <w:tc>
+          <w:tcPr>
+            <w:tcW w:type="dxa" w:w="1080"/>
+          </w:tcPr>
+          <w:p>
+            <w:r>
+              <w:t>(10/135.0°C/K2CO3/MnO2/oxygen/10.1021/ol202582c/2011)</w:t>
+            </w:r>
+          </w:p>
+        </w:tc>
+        <w:tc>
+          <w:tcPr>
+            <w:tcW w:type="dxa" w:w="1080"/>
+          </w:tcPr>
+          <w:p>
+            <w:r>
+              <w:t>(10/135.0°C/K2CO3/MnO2/oxygen/10.1021/ol202582c/2011)</w:t>
+            </w:r>
+          </w:p>
+        </w:tc>
+        <w:tc>
+          <w:tcPr>
+            <w:tcW w:type="dxa" w:w="1080"/>
+          </w:tcPr>
+          <w:p>
+            <w:r>
+              <w:t>(10/135.0°C/K2CO3/MnO2/oxygen/10.1021/ol202582c/2011)</w:t>
+            </w:r>
+          </w:p>
+        </w:tc>
+        <w:tc>
+          <w:tcPr>
+            <w:tcW w:type="dxa" w:w="1080"/>
+          </w:tcPr>
+          <w:p>
+            <w:r>
+              <w:t>no data</w:t>
+            </w:r>
+          </w:p>
+        </w:tc>
+        <w:tc>
+          <w:tcPr>
+            <w:tcW w:type="dxa" w:w="1080"/>
+          </w:tcPr>
+          <w:p>
+            <w:r>
+              <w:t>no data</w:t>
+            </w:r>
+          </w:p>
+        </w:tc>
+        <w:tc>
+          <w:tcPr>
+            <w:tcW w:type="dxa" w:w="1080"/>
+          </w:tcPr>
+          <w:p>
+            <w:r>
+              <w:t>['K2CO3']</w:t>
+            </w:r>
+          </w:p>
+        </w:tc>
+      </w:tr>
+      <w:tr>
+        <w:tc>
+          <w:tcPr>
+            <w:tcW w:type="dxa" w:w="1080"/>
+          </w:tcPr>
+          <w:p>
+            <w:r>
               <w:t>Ag</w:t>
             </w:r>
           </w:p>
@@ -761,88 +843,6 @@
           <w:p>
             <w:r>
               <w:t>(19/160.0°C/K2CO3/Ag-Mo-22 (4.5 mol% Ag, 9 mol% Mo)/inert/10.1002/chem.201001915/2010)</w:t>
-            </w:r>
-          </w:p>
-        </w:tc>
-        <w:tc>
-          <w:tcPr>
-            <w:tcW w:type="dxa" w:w="1080"/>
-          </w:tcPr>
-          <w:p>
-            <w:r>
-              <w:t>no data</w:t>
-            </w:r>
-          </w:p>
-        </w:tc>
-        <w:tc>
-          <w:tcPr>
-            <w:tcW w:type="dxa" w:w="1080"/>
-          </w:tcPr>
-          <w:p>
-            <w:r>
-              <w:t>no data</w:t>
-            </w:r>
-          </w:p>
-        </w:tc>
-        <w:tc>
-          <w:tcPr>
-            <w:tcW w:type="dxa" w:w="1080"/>
-          </w:tcPr>
-          <w:p>
-            <w:r>
-              <w:t>['K2CO3']</w:t>
-            </w:r>
-          </w:p>
-        </w:tc>
-      </w:tr>
-      <w:tr>
-        <w:tc>
-          <w:tcPr>
-            <w:tcW w:type="dxa" w:w="1080"/>
-          </w:tcPr>
-          <w:p>
-            <w:r>
-              <w:t>Mn</w:t>
-            </w:r>
-          </w:p>
-        </w:tc>
-        <w:tc>
-          <w:tcPr>
-            <w:tcW w:type="dxa" w:w="1080"/>
-          </w:tcPr>
-          <w:p>
-            <w:r>
-              <w:t>1</w:t>
-            </w:r>
-          </w:p>
-        </w:tc>
-        <w:tc>
-          <w:tcPr>
-            <w:tcW w:type="dxa" w:w="1080"/>
-          </w:tcPr>
-          <w:p>
-            <w:r>
-              <w:t>(10/135.0°C/K2CO3/MnO2/oxygen/10.1021/ol202582c/2011)</w:t>
-            </w:r>
-          </w:p>
-        </w:tc>
-        <w:tc>
-          <w:tcPr>
-            <w:tcW w:type="dxa" w:w="1080"/>
-          </w:tcPr>
-          <w:p>
-            <w:r>
-              <w:t>(10/135.0°C/K2CO3/MnO2/oxygen/10.1021/ol202582c/2011)</w:t>
-            </w:r>
-          </w:p>
-        </w:tc>
-        <w:tc>
-          <w:tcPr>
-            <w:tcW w:type="dxa" w:w="1080"/>
-          </w:tcPr>
-          <w:p>
-            <w:r>
-              <w:t>(10/135.0°C/K2CO3/MnO2/oxygen/10.1021/ol202582c/2011)</w:t>
             </w:r>
           </w:p>
         </w:tc>
